--- a/data/revised_2026-10_full/tracked/v2/Maths/SS3.4_Linear_Motion/Mathematics_Linear_Motion_FinalExplanation_TeacherKey_TRACKED.docx
+++ b/data/revised_2026-10_full/tracked/v2/Maths/SS3.4_Linear_Motion/Mathematics_Linear_Motion_FinalExplanation_TeacherKey_TRACKED.docx
@@ -1714,7 +1714,7 @@
               </w:rPr>
               <w:t xml:space="preserve">Section 1: Describing the motion of each vehicle (KICD Question 1: </w:t>
             </w:r>
-            <w:del w:id="9001" w:author="Claude (AI) - proposed" w:date="2026-10-15T12:58:29Z">
+            <w:del w:id="9001" w:author="Claude (AI) - proposed" w:date="2026-10-18T00:31:39Z">
               <w:r>
                 <w:rPr>
                   <w:rFonts w:ascii="Arial" w:cs="Arial" w:eastAsia="Arial" w:hAnsi="Arial"/>
@@ -1729,7 +1729,7 @@
                 <w:delText xml:space="preserve">How do you determine the velocity of a moving body</w:delText>
               </w:r>
             </w:del>
-            <w:ins w:id="9002" w:author="Claude (AI) - proposed" w:date="2026-10-15T12:58:29Z">
+            <w:ins w:id="9002" w:author="Claude (AI) - proposed" w:date="2026-10-18T00:31:39Z">
               <w:r>
                 <w:rPr>
                   <w:rFonts w:ascii="Arial" w:cs="Arial" w:eastAsia="Arial" w:hAnsi="Arial"/>
@@ -1792,7 +1792,7 @@
               </w:rPr>
               <w:t xml:space="preserve">Car A covers 150 m in 7.5 s, and the oncoming lorry L travels towards Naivasha, covering 150 m in the same 7.5 s. (a) Explain</w:t>
             </w:r>
-            <w:ins w:id="9003" w:author="Claude (AI) - proposed" w:date="2026-10-15T12:58:29Z">
+            <w:ins w:id="9003" w:author="Claude (AI) - proposed" w:date="2026-10-18T00:31:39Z">
               <w:r>
                 <w:rPr>
                   <w:rFonts w:ascii="Arial" w:cs="Arial" w:eastAsia="Arial" w:hAnsi="Arial"/>
@@ -1820,7 +1820,7 @@
               </w:rPr>
               <w:t xml:space="preserve"> how you determine the velocity of a moving body, and say how velocity is different from speed. (b) Calculate the velocity of overtaken car A. (c) Convert the speedometer readings of 72 km/h and 108 km/h to m/s. (d) Find the velocity of oncoming lorry L and explain what its sign tells you.</w:t>
             </w:r>
-            <w:ins w:id="9004" w:author="Claude (AI) - proposed" w:date="2026-10-15T12:58:29Z">
+            <w:ins w:id="9004" w:author="Claude (AI) - proposed" w:date="2026-10-18T00:31:39Z">
               <w:r>
                 <w:rPr>
                   <w:rFonts w:ascii="Arial" w:cs="Arial" w:eastAsia="Arial" w:hAnsi="Arial"/>
@@ -1868,7 +1868,7 @@
               </w:rPr>
               <w:t xml:space="preserve">(a)</w:t>
             </w:r>
-            <w:ins w:id="9005" w:author="Claude (AI) - proposed" w:date="2026-10-15T12:58:29Z">
+            <w:ins w:id="9005" w:author="Claude (AI) - proposed" w:date="2026-10-18T00:31:39Z">
               <w:r>
                 <w:rPr>
                   <w:rFonts w:ascii="Arial" w:cs="Arial" w:eastAsia="Arial" w:hAnsi="Arial"/>
@@ -1896,7 +1896,7 @@
               </w:rPr>
               <w:t xml:space="preserve"> Velocity = displacement / time. You find how far the body has changed position in a straight line, in a stated direction, and divide by the time taken. Speed uses total distance (a scalar), but velocity uses displacement and direction (a vector), and the direction is shown by the sign. A speedometer shows speed only. (b) Car A: v = 150 m / 7.5 s = 20 m/s towards Nakuru, so +20 m/s. (c) Divide km/h by 3.6: 72 / 3.6 = 20 m/s and 108 / 3.6 = 30 m/s. (d) Oncoming lorry L: its speed is 150 m / 7.5 s = 20 m/s. It travels towards Naivasha, opposite to the positive direction (towards Nakuru), so its velocity is -20 m/s. The negative sign shows direction, not slowing down.</w:t>
             </w:r>
-            <w:ins w:id="9006" w:author="Claude (AI) - proposed" w:date="2026-10-15T12:58:29Z">
+            <w:ins w:id="9006" w:author="Claude (AI) - proposed" w:date="2026-10-18T00:31:39Z">
               <w:r>
                 <w:rPr>
                   <w:rFonts w:ascii="Arial" w:cs="Arial" w:eastAsia="Arial" w:hAnsi="Arial"/>
@@ -1973,7 +1973,7 @@
               </w:rPr>
               <w:t xml:space="preserve">Section 2: Acceleration from numbers and from a graph (KICD Question </w:t>
             </w:r>
-            <w:del w:id="9007" w:author="Claude (AI) - proposed" w:date="2026-10-15T12:58:29Z">
+            <w:del w:id="9007" w:author="Claude (AI) - proposed" w:date="2026-10-18T00:31:39Z">
               <w:r>
                 <w:rPr>
                   <w:rFonts w:ascii="Arial" w:cs="Arial" w:eastAsia="Arial" w:hAnsi="Arial"/>
@@ -1988,7 +1988,7 @@
                 <w:delText xml:space="preserve">2</w:delText>
               </w:r>
             </w:del>
-            <w:ins w:id="9008" w:author="Claude (AI) - proposed" w:date="2026-10-15T12:58:29Z">
+            <w:ins w:id="9008" w:author="Claude (AI) - proposed" w:date="2026-10-18T00:31:39Z">
               <w:r>
                 <w:rPr>
                   <w:rFonts w:ascii="Arial" w:cs="Arial" w:eastAsia="Arial" w:hAnsi="Arial"/>
@@ -2016,7 +2016,7 @@
               </w:rPr>
               <w:t xml:space="preserve">: How do </w:t>
             </w:r>
-            <w:del w:id="9009" w:author="Claude (AI) - proposed" w:date="2026-10-15T12:58:29Z">
+            <w:del w:id="9009" w:author="Claude (AI) - proposed" w:date="2026-10-18T00:31:39Z">
               <w:r>
                 <w:rPr>
                   <w:rFonts w:ascii="Arial" w:cs="Arial" w:eastAsia="Arial" w:hAnsi="Arial"/>
@@ -2031,7 +2031,7 @@
                 <w:delText xml:space="preserve">you determine the acceleration of a moving body</w:delText>
               </w:r>
             </w:del>
-            <w:ins w:id="9010" w:author="Claude (AI) - proposed" w:date="2026-10-15T12:58:29Z">
+            <w:ins w:id="9010" w:author="Claude (AI) - proposed" w:date="2026-10-18T00:31:39Z">
               <w:r>
                 <w:rPr>
                   <w:rFonts w:ascii="Arial" w:cs="Arial" w:eastAsia="Arial" w:hAnsi="Arial"/>
@@ -2484,7 +2484,7 @@
               </w:rPr>
               <w:t xml:space="preserve">Wanjiru's overtake takes 7.5 s. The lorry L is 500 m ahead of B at t = 0. (a) How far does the lorry travel in 7.5 s? (b) How much road do B and L use together, and how far away is the lorry when B pulls back into lane? (c) Using the closing speed, find the safety margin in seconds. Is the overtake safe? (d) What if the lorry were only 400 m away at t = 0? (e) Write a final answer to the driving question: How can we use distance, time, speed, velocity and graphs to describe and predict how one car overtakes another? Refer to your answers to KICD Questions 1 </w:t>
             </w:r>
-            <w:del w:id="9011" w:author="Claude (AI) - proposed" w:date="2026-10-15T12:58:29Z">
+            <w:del w:id="9011" w:author="Claude (AI) - proposed" w:date="2026-10-18T00:31:39Z">
               <w:r>
                 <w:rPr>
                   <w:rFonts w:ascii="Arial" w:cs="Arial" w:eastAsia="Arial" w:hAnsi="Arial"/>
@@ -2499,7 +2499,7 @@
                 <w:delText xml:space="preserve">and 2</w:delText>
               </w:r>
             </w:del>
-            <w:ins w:id="9012" w:author="Claude (AI) - proposed" w:date="2026-10-15T12:58:29Z">
+            <w:ins w:id="9012" w:author="Claude (AI) - proposed" w:date="2026-10-18T00:31:39Z">
               <w:r>
                 <w:rPr>
                   <w:rFonts w:ascii="Arial" w:cs="Arial" w:eastAsia="Arial" w:hAnsi="Arial"/>
@@ -2560,7 +2560,7 @@
               </w:rPr>
               <w:t xml:space="preserve">(a) Lorry L: 20 m/s x 7.5 s = 150 m. (b) B and L together use 200 + 150 = 350 m. When B is back in lane, the lorry is 500 - 350 = 150 m away. (c) Closing speed is 50 m/s, so margin = 150 / 50 = 3.0 s. A 150 m (3.0 s) margin means the overtake is safe</w:t>
             </w:r>
-            <w:ins w:id="9013" w:author="Claude (AI) - proposed" w:date="2026-10-15T12:58:29Z">
+            <w:ins w:id="9013" w:author="Claude (AI) - proposed" w:date="2026-10-18T00:31:39Z">
               <w:r>
                 <w:rPr>
                   <w:rFonts w:ascii="Arial" w:cs="Arial" w:eastAsia="Arial" w:hAnsi="Arial"/>
@@ -2808,7 +2808,7 @@
               <w:spacing w:after="40" w:before="0"/>
               <w:jc w:val="left"/>
             </w:pPr>
-            <w:del w:id="9014" w:author="Claude (AI) - proposed" w:date="2026-10-15T12:58:29Z">
+            <w:del w:id="9014" w:author="Claude (AI) - proposed" w:date="2026-10-18T00:31:39Z">
               <w:r>
                 <w:rPr>
                   <w:rFonts w:ascii="Arial" w:cs="Arial" w:eastAsia="Arial" w:hAnsi="Arial"/>
@@ -2823,7 +2823,7 @@
                 <w:delText xml:space="preserve">Velocity</w:delText>
               </w:r>
             </w:del>
-            <w:ins w:id="9015" w:author="Claude (AI) - proposed" w:date="2026-10-15T12:58:29Z">
+            <w:ins w:id="9015" w:author="Claude (AI) - proposed" w:date="2026-10-18T00:31:39Z">
               <w:r>
                 <w:rPr>
                   <w:rFonts w:ascii="Arial" w:cs="Arial" w:eastAsia="Arial" w:hAnsi="Arial"/>
@@ -2851,7 +2851,7 @@
               </w:rPr>
               <w:t xml:space="preserve"> and acceleration methods (KICD </w:t>
             </w:r>
-            <w:del w:id="9016" w:author="Claude (AI) - proposed" w:date="2026-10-15T12:58:29Z">
+            <w:del w:id="9016" w:author="Claude (AI) - proposed" w:date="2026-10-18T00:31:39Z">
               <w:r>
                 <w:rPr>
                   <w:rFonts w:ascii="Arial" w:cs="Arial" w:eastAsia="Arial" w:hAnsi="Arial"/>
@@ -2866,7 +2866,7 @@
                 <w:delText xml:space="preserve">Questions 1 and 2</w:delText>
               </w:r>
             </w:del>
-            <w:ins w:id="9017" w:author="Claude (AI) - proposed" w:date="2026-10-15T12:58:29Z">
+            <w:ins w:id="9017" w:author="Claude (AI) - proposed" w:date="2026-10-18T00:31:39Z">
               <w:r>
                 <w:rPr>
                   <w:rFonts w:ascii="Arial" w:cs="Arial" w:eastAsia="Arial" w:hAnsi="Arial"/>
@@ -2914,7 +2914,7 @@
               <w:spacing w:after="40" w:before="0"/>
               <w:jc w:val="left"/>
             </w:pPr>
-            <w:del w:id="9018" w:author="Claude (AI) - proposed" w:date="2026-10-15T12:58:29Z">
+            <w:del w:id="9018" w:author="Claude (AI) - proposed" w:date="2026-10-18T00:31:39Z">
               <w:r>
                 <w:rPr>
                   <w:rFonts w:ascii="Arial" w:cs="Arial" w:eastAsia="Arial" w:hAnsi="Arial"/>
@@ -2929,7 +2929,7 @@
                 <w:delText xml:space="preserve">States</w:delText>
               </w:r>
             </w:del>
-            <w:ins w:id="9019" w:author="Claude (AI) - proposed" w:date="2026-10-15T12:58:29Z">
+            <w:ins w:id="9019" w:author="Claude (AI) - proposed" w:date="2026-10-18T00:31:39Z">
               <w:r>
                 <w:rPr>
                   <w:rFonts w:ascii="Arial" w:cs="Arial" w:eastAsia="Arial" w:hAnsi="Arial"/>
@@ -2977,7 +2977,7 @@
               <w:spacing w:after="40" w:before="0"/>
               <w:jc w:val="left"/>
             </w:pPr>
-            <w:del w:id="9020" w:author="Claude (AI) - proposed" w:date="2026-10-15T12:58:29Z">
+            <w:del w:id="9020" w:author="Claude (AI) - proposed" w:date="2026-10-18T00:31:39Z">
               <w:r>
                 <w:rPr>
                   <w:rFonts w:ascii="Arial" w:cs="Arial" w:eastAsia="Arial" w:hAnsi="Arial"/>
@@ -2992,7 +2992,7 @@
                 <w:delText xml:space="preserve">Uses both</w:delText>
               </w:r>
             </w:del>
-            <w:ins w:id="9021" w:author="Claude (AI) - proposed" w:date="2026-10-15T12:58:29Z">
+            <w:ins w:id="9021" w:author="Claude (AI) - proposed" w:date="2026-10-18T00:31:39Z">
               <w:r>
                 <w:rPr>
                   <w:rFonts w:ascii="Arial" w:cs="Arial" w:eastAsia="Arial" w:hAnsi="Arial"/>
@@ -3040,7 +3040,7 @@
               <w:spacing w:after="40" w:before="0"/>
               <w:jc w:val="left"/>
             </w:pPr>
-            <w:del w:id="9022" w:author="Claude (AI) - proposed" w:date="2026-10-15T12:58:29Z">
+            <w:del w:id="9022" w:author="Claude (AI) - proposed" w:date="2026-10-18T00:31:39Z">
               <w:r>
                 <w:rPr>
                   <w:rFonts w:ascii="Arial" w:cs="Arial" w:eastAsia="Arial" w:hAnsi="Arial"/>
@@ -3055,7 +3055,7 @@
                 <w:delText xml:space="preserve">Confuses</w:delText>
               </w:r>
             </w:del>
-            <w:ins w:id="9023" w:author="Claude (AI) - proposed" w:date="2026-10-15T12:58:29Z">
+            <w:ins w:id="9023" w:author="Claude (AI) - proposed" w:date="2026-10-18T00:31:39Z">
               <w:r>
                 <w:rPr>
                   <w:rFonts w:ascii="Arial" w:cs="Arial" w:eastAsia="Arial" w:hAnsi="Arial"/>
@@ -3105,10 +3105,10 @@
               <w:spacing w:after="40" w:before="0"/>
               <w:jc w:val="left"/>
               <w:rPr>
-                <w:ins w:id="9025" w:author="Claude (AI) - proposed" w:date="2026-10-15T12:58:29Z"/>
+                <w:ins w:id="9025" w:author="Claude (AI) - proposed" w:date="2026-10-18T00:31:39Z"/>
               </w:rPr>
             </w:pPr>
-            <w:ins w:id="9024" w:author="Claude (AI) - proposed" w:date="2026-10-15T12:58:29Z">
+            <w:ins w:id="9024" w:author="Claude (AI) - proposed" w:date="2026-10-18T00:31:39Z">
               <w:r>
                 <w:rPr>
                   <w:rFonts w:ascii="Arial" w:cs="Arial" w:eastAsia="Arial" w:hAnsi="Arial"/>
@@ -3143,10 +3143,10 @@
               <w:spacing w:after="40" w:before="0"/>
               <w:jc w:val="left"/>
               <w:rPr>
-                <w:del w:id="9027" w:author="Claude (AI) - proposed" w:date="2026-10-15T12:58:29Z"/>
+                <w:del w:id="9027" w:author="Claude (AI) - proposed" w:date="2026-10-18T00:31:39Z"/>
               </w:rPr>
             </w:pPr>
-            <w:del w:id="9026" w:author="Claude (AI) - proposed" w:date="2026-10-15T12:58:29Z">
+            <w:del w:id="9026" w:author="Claude (AI) - proposed" w:date="2026-10-18T00:31:39Z">
               <w:r>
                 <w:rPr>
                   <w:rFonts w:ascii="Arial" w:cs="Arial" w:eastAsia="Arial" w:hAnsi="Arial"/>
@@ -3168,7 +3168,7 @@
               <w:spacing w:after="40" w:before="0"/>
               <w:jc w:val="left"/>
             </w:pPr>
-            <w:del w:id="9028" w:author="Claude (AI) - proposed" w:date="2026-10-15T12:58:29Z">
+            <w:del w:id="9028" w:author="Claude (AI) - proposed" w:date="2026-10-18T00:31:39Z">
               <w:r>
                 <w:rPr>
                   <w:rFonts w:ascii="Arial" w:cs="Arial" w:eastAsia="Arial" w:hAnsi="Arial"/>
@@ -3183,7 +3183,7 @@
                 <w:delText xml:space="preserve">Sketches correct labelled</w:delText>
               </w:r>
             </w:del>
-            <w:ins w:id="9029" w:author="Claude (AI) - proposed" w:date="2026-10-15T12:58:29Z">
+            <w:ins w:id="9029" w:author="Claude (AI) - proposed" w:date="2026-10-18T00:31:39Z">
               <w:r>
                 <w:rPr>
                   <w:rFonts w:ascii="Arial" w:cs="Arial" w:eastAsia="Arial" w:hAnsi="Arial"/>
@@ -3211,7 +3211,7 @@
               </w:rPr>
               <w:t xml:space="preserve"> velocity-time graphs </w:t>
             </w:r>
-            <w:del w:id="9030" w:author="Claude (AI) - proposed" w:date="2026-10-15T12:58:29Z">
+            <w:del w:id="9030" w:author="Claude (AI) - proposed" w:date="2026-10-18T00:31:39Z">
               <w:r>
                 <w:rPr>
                   <w:rFonts w:ascii="Arial" w:cs="Arial" w:eastAsia="Arial" w:hAnsi="Arial"/>
@@ -3226,7 +3226,7 @@
                 <w:delText xml:space="preserve">for A and B, links</w:delText>
               </w:r>
             </w:del>
-            <w:ins w:id="9031" w:author="Claude (AI) - proposed" w:date="2026-10-15T12:58:29Z">
+            <w:ins w:id="9031" w:author="Claude (AI) - proposed" w:date="2026-10-18T00:31:39Z">
               <w:r>
                 <w:rPr>
                   <w:rFonts w:ascii="Arial" w:cs="Arial" w:eastAsia="Arial" w:hAnsi="Arial"/>
@@ -3274,7 +3274,7 @@
               <w:spacing w:after="40" w:before="0"/>
               <w:jc w:val="left"/>
             </w:pPr>
-            <w:del w:id="9032" w:author="Claude (AI) - proposed" w:date="2026-10-15T12:58:29Z">
+            <w:del w:id="9032" w:author="Claude (AI) - proposed" w:date="2026-10-18T00:31:39Z">
               <w:r>
                 <w:rPr>
                   <w:rFonts w:ascii="Arial" w:cs="Arial" w:eastAsia="Arial" w:hAnsi="Arial"/>
@@ -3289,7 +3289,7 @@
                 <w:delText xml:space="preserve">Draws</w:delText>
               </w:r>
             </w:del>
-            <w:ins w:id="9033" w:author="Claude (AI) - proposed" w:date="2026-10-15T12:58:29Z">
+            <w:ins w:id="9033" w:author="Claude (AI) - proposed" w:date="2026-10-18T00:31:39Z">
               <w:r>
                 <w:rPr>
                   <w:rFonts w:ascii="Arial" w:cs="Arial" w:eastAsia="Arial" w:hAnsi="Arial"/>
@@ -3317,7 +3317,7 @@
               </w:rPr>
               <w:t xml:space="preserve"> mostly correct graphs</w:t>
             </w:r>
-            <w:ins w:id="9034" w:author="Claude (AI) - proposed" w:date="2026-10-15T12:58:29Z">
+            <w:ins w:id="9034" w:author="Claude (AI) - proposed" w:date="2026-10-18T00:31:39Z">
               <w:r>
                 <w:rPr>
                   <w:rFonts w:ascii="Arial" w:cs="Arial" w:eastAsia="Arial" w:hAnsi="Arial"/>
@@ -3365,7 +3365,7 @@
               <w:spacing w:after="40" w:before="0"/>
               <w:jc w:val="left"/>
             </w:pPr>
-            <w:del w:id="9035" w:author="Claude (AI) - proposed" w:date="2026-10-15T12:58:29Z">
+            <w:del w:id="9035" w:author="Claude (AI) - proposed" w:date="2026-10-18T00:31:39Z">
               <w:r>
                 <w:rPr>
                   <w:rFonts w:ascii="Arial" w:cs="Arial" w:eastAsia="Arial" w:hAnsi="Arial"/>
@@ -3380,7 +3380,7 @@
                 <w:delText xml:space="preserve">Graphs</w:delText>
               </w:r>
             </w:del>
-            <w:ins w:id="9036" w:author="Claude (AI) - proposed" w:date="2026-10-15T12:58:29Z">
+            <w:ins w:id="9036" w:author="Claude (AI) - proposed" w:date="2026-10-18T00:31:39Z">
               <w:r>
                 <w:rPr>
                   <w:rFonts w:ascii="Arial" w:cs="Arial" w:eastAsia="Arial" w:hAnsi="Arial"/>
@@ -3408,7 +3408,7 @@
               </w:rPr>
               <w:t xml:space="preserve"> are missing labels or shapes are wrong, and the gradient or area is not linked to </w:t>
             </w:r>
-            <w:ins w:id="9037" w:author="Claude (AI) - proposed" w:date="2026-10-15T12:58:29Z">
+            <w:ins w:id="9037" w:author="Claude (AI) - proposed" w:date="2026-10-18T00:31:39Z">
               <w:r>
                 <w:rPr>
                   <w:rFonts w:ascii="Arial" w:cs="Arial" w:eastAsia="Arial" w:hAnsi="Arial"/>
@@ -3491,7 +3491,7 @@
               <w:spacing w:after="40" w:before="0"/>
               <w:jc w:val="left"/>
             </w:pPr>
-            <w:del w:id="9038" w:author="Claude (AI) - proposed" w:date="2026-10-15T12:58:29Z">
+            <w:del w:id="9038" w:author="Claude (AI) - proposed" w:date="2026-10-18T00:31:39Z">
               <w:r>
                 <w:rPr>
                   <w:rFonts w:ascii="Arial" w:cs="Arial" w:eastAsia="Arial" w:hAnsi="Arial"/>
@@ -3506,7 +3506,7 @@
                 <w:delText xml:space="preserve">Subtracts</w:delText>
               </w:r>
             </w:del>
-            <w:ins w:id="9039" w:author="Claude (AI) - proposed" w:date="2026-10-15T12:58:29Z">
+            <w:ins w:id="9039" w:author="Claude (AI) - proposed" w:date="2026-10-18T00:31:39Z">
               <w:r>
                 <w:rPr>
                   <w:rFonts w:ascii="Arial" w:cs="Arial" w:eastAsia="Arial" w:hAnsi="Arial"/>
@@ -3554,7 +3554,7 @@
               <w:spacing w:after="40" w:before="0"/>
               <w:jc w:val="left"/>
             </w:pPr>
-            <w:del w:id="9040" w:author="Claude (AI) - proposed" w:date="2026-10-15T12:58:29Z">
+            <w:del w:id="9040" w:author="Claude (AI) - proposed" w:date="2026-10-18T00:31:39Z">
               <w:r>
                 <w:rPr>
                   <w:rFonts w:ascii="Arial" w:cs="Arial" w:eastAsia="Arial" w:hAnsi="Arial"/>
@@ -3569,7 +3569,7 @@
                 <w:delText xml:space="preserve">Calculates</w:delText>
               </w:r>
             </w:del>
-            <w:ins w:id="9041" w:author="Claude (AI) - proposed" w:date="2026-10-15T12:58:29Z">
+            <w:ins w:id="9041" w:author="Claude (AI) - proposed" w:date="2026-10-18T00:31:39Z">
               <w:r>
                 <w:rPr>
                   <w:rFonts w:ascii="Arial" w:cs="Arial" w:eastAsia="Arial" w:hAnsi="Arial"/>
@@ -3617,7 +3617,7 @@
               <w:spacing w:after="40" w:before="0"/>
               <w:jc w:val="left"/>
             </w:pPr>
-            <w:del w:id="9042" w:author="Claude (AI) - proposed" w:date="2026-10-15T12:58:29Z">
+            <w:del w:id="9042" w:author="Claude (AI) - proposed" w:date="2026-10-18T00:31:39Z">
               <w:r>
                 <w:rPr>
                   <w:rFonts w:ascii="Arial" w:cs="Arial" w:eastAsia="Arial" w:hAnsi="Arial"/>
@@ -3632,7 +3632,7 @@
                 <w:delText xml:space="preserve">Adds</w:delText>
               </w:r>
             </w:del>
-            <w:ins w:id="9043" w:author="Claude (AI) - proposed" w:date="2026-10-15T12:58:29Z">
+            <w:ins w:id="9043" w:author="Claude (AI) - proposed" w:date="2026-10-18T00:31:39Z">
               <w:r>
                 <w:rPr>
                   <w:rFonts w:ascii="Arial" w:cs="Arial" w:eastAsia="Arial" w:hAnsi="Arial"/>
@@ -3715,7 +3715,7 @@
               <w:spacing w:after="40" w:before="0"/>
               <w:jc w:val="left"/>
             </w:pPr>
-            <w:del w:id="9044" w:author="Claude (AI) - proposed" w:date="2026-10-15T12:58:29Z">
+            <w:del w:id="9044" w:author="Claude (AI) - proposed" w:date="2026-10-18T00:31:39Z">
               <w:r>
                 <w:rPr>
                   <w:rFonts w:ascii="Arial" w:cs="Arial" w:eastAsia="Arial" w:hAnsi="Arial"/>
@@ -3730,7 +3730,7 @@
                 <w:delText xml:space="preserve">Correctly</w:delText>
               </w:r>
             </w:del>
-            <w:ins w:id="9045" w:author="Claude (AI) - proposed" w:date="2026-10-15T12:58:29Z">
+            <w:ins w:id="9045" w:author="Claude (AI) - proposed" w:date="2026-10-18T00:31:39Z">
               <w:r>
                 <w:rPr>
                   <w:rFonts w:ascii="Arial" w:cs="Arial" w:eastAsia="Arial" w:hAnsi="Arial"/>
@@ -3758,7 +3758,7 @@
               </w:rPr>
               <w:t xml:space="preserve"> finds the lorry's 150 m, the 350 m of road used, the 150 m (3.0 s) margin and the unsafe 50 m (1.0 s) case, </w:t>
             </w:r>
-            <w:del w:id="9046" w:author="Claude (AI) - proposed" w:date="2026-10-15T12:58:29Z">
+            <w:del w:id="9046" w:author="Claude (AI) - proposed" w:date="2026-10-18T00:31:39Z">
               <w:r>
                 <w:rPr>
                   <w:rFonts w:ascii="Arial" w:cs="Arial" w:eastAsia="Arial" w:hAnsi="Arial"/>
@@ -3786,7 +3786,7 @@
               </w:rPr>
               <w:t xml:space="preserve">uses table values accurately</w:t>
             </w:r>
-            <w:ins w:id="9047" w:author="Claude (AI) - proposed" w:date="2026-10-15T12:58:29Z">
+            <w:ins w:id="9047" w:author="Claude (AI) - proposed" w:date="2026-10-18T00:31:39Z">
               <w:r>
                 <w:rPr>
                   <w:rFonts w:ascii="Arial" w:cs="Arial" w:eastAsia="Arial" w:hAnsi="Arial"/>
@@ -3834,7 +3834,7 @@
               <w:spacing w:after="40" w:before="0"/>
               <w:jc w:val="left"/>
             </w:pPr>
-            <w:del w:id="9048" w:author="Claude (AI) - proposed" w:date="2026-10-15T12:58:29Z">
+            <w:del w:id="9048" w:author="Claude (AI) - proposed" w:date="2026-10-18T00:31:39Z">
               <w:r>
                 <w:rPr>
                   <w:rFonts w:ascii="Arial" w:cs="Arial" w:eastAsia="Arial" w:hAnsi="Arial"/>
@@ -3849,7 +3849,7 @@
                 <w:delText xml:space="preserve">Reaches</w:delText>
               </w:r>
             </w:del>
-            <w:ins w:id="9049" w:author="Claude (AI) - proposed" w:date="2026-10-15T12:58:29Z">
+            <w:ins w:id="9049" w:author="Claude (AI) - proposed" w:date="2026-10-18T00:31:39Z">
               <w:r>
                 <w:rPr>
                   <w:rFonts w:ascii="Arial" w:cs="Arial" w:eastAsia="Arial" w:hAnsi="Arial"/>
@@ -3897,7 +3897,7 @@
               <w:spacing w:after="40" w:before="0"/>
               <w:jc w:val="left"/>
             </w:pPr>
-            <w:del w:id="9050" w:author="Claude (AI) - proposed" w:date="2026-10-15T12:58:29Z">
+            <w:del w:id="9050" w:author="Claude (AI) - proposed" w:date="2026-10-18T00:31:39Z">
               <w:r>
                 <w:rPr>
                   <w:rFonts w:ascii="Arial" w:cs="Arial" w:eastAsia="Arial" w:hAnsi="Arial"/>
@@ -3912,7 +3912,7 @@
                 <w:delText xml:space="preserve">Decision</w:delText>
               </w:r>
             </w:del>
-            <w:ins w:id="9051" w:author="Claude (AI) - proposed" w:date="2026-10-15T12:58:29Z">
+            <w:ins w:id="9051" w:author="Claude (AI) - proposed" w:date="2026-10-18T00:31:39Z">
               <w:r>
                 <w:rPr>
                   <w:rFonts w:ascii="Arial" w:cs="Arial" w:eastAsia="Arial" w:hAnsi="Arial"/>
@@ -3995,7 +3995,7 @@
               <w:spacing w:after="40" w:before="0"/>
               <w:jc w:val="left"/>
             </w:pPr>
-            <w:del w:id="9052" w:author="Claude (AI) - proposed" w:date="2026-10-15T12:58:29Z">
+            <w:del w:id="9052" w:author="Claude (AI) - proposed" w:date="2026-10-18T00:31:39Z">
               <w:r>
                 <w:rPr>
                   <w:rFonts w:ascii="Arial" w:cs="Arial" w:eastAsia="Arial" w:hAnsi="Arial"/>
@@ -4010,7 +4010,7 @@
                 <w:delText xml:space="preserve">Connects</w:delText>
               </w:r>
             </w:del>
-            <w:ins w:id="9053" w:author="Claude (AI) - proposed" w:date="2026-10-15T12:58:29Z">
+            <w:ins w:id="9053" w:author="Claude (AI) - proposed" w:date="2026-10-18T00:31:39Z">
               <w:r>
                 <w:rPr>
                   <w:rFonts w:ascii="Arial" w:cs="Arial" w:eastAsia="Arial" w:hAnsi="Arial"/>
@@ -4038,7 +4038,7 @@
               </w:rPr>
               <w:t xml:space="preserve"> velocity, acceleration, graphs, relative speed and safety in a clear, logical explanation that uses the Naivasha evidence and answers </w:t>
             </w:r>
-            <w:del w:id="9054" w:author="Claude (AI) - proposed" w:date="2026-10-15T12:58:29Z">
+            <w:del w:id="9054" w:author="Claude (AI) - proposed" w:date="2026-10-18T00:31:39Z">
               <w:r>
                 <w:rPr>
                   <w:rFonts w:ascii="Arial" w:cs="Arial" w:eastAsia="Arial" w:hAnsi="Arial"/>
@@ -4053,7 +4053,7 @@
                 <w:delText xml:space="preserve">both</w:delText>
               </w:r>
             </w:del>
-            <w:ins w:id="9055" w:author="Claude (AI) - proposed" w:date="2026-10-15T12:58:29Z">
+            <w:ins w:id="9055" w:author="Claude (AI) - proposed" w:date="2026-10-18T00:31:39Z">
               <w:r>
                 <w:rPr>
                   <w:rFonts w:ascii="Arial" w:cs="Arial" w:eastAsia="Arial" w:hAnsi="Arial"/>
@@ -4101,7 +4101,7 @@
               <w:spacing w:after="40" w:before="0"/>
               <w:jc w:val="left"/>
             </w:pPr>
-            <w:del w:id="9056" w:author="Claude (AI) - proposed" w:date="2026-10-15T12:58:29Z">
+            <w:del w:id="9056" w:author="Claude (AI) - proposed" w:date="2026-10-18T00:31:39Z">
               <w:r>
                 <w:rPr>
                   <w:rFonts w:ascii="Arial" w:cs="Arial" w:eastAsia="Arial" w:hAnsi="Arial"/>
@@ -4116,7 +4116,7 @@
                 <w:delText xml:space="preserve">Answers</w:delText>
               </w:r>
             </w:del>
-            <w:ins w:id="9057" w:author="Claude (AI) - proposed" w:date="2026-10-15T12:58:29Z">
+            <w:ins w:id="9057" w:author="Claude (AI) - proposed" w:date="2026-10-18T00:31:39Z">
               <w:r>
                 <w:rPr>
                   <w:rFonts w:ascii="Arial" w:cs="Arial" w:eastAsia="Arial" w:hAnsi="Arial"/>
@@ -4164,7 +4164,7 @@
               <w:spacing w:after="40" w:before="0"/>
               <w:jc w:val="left"/>
             </w:pPr>
-            <w:del w:id="9058" w:author="Claude (AI) - proposed" w:date="2026-10-15T12:58:29Z">
+            <w:del w:id="9058" w:author="Claude (AI) - proposed" w:date="2026-10-18T00:31:39Z">
               <w:r>
                 <w:rPr>
                   <w:rFonts w:ascii="Arial" w:cs="Arial" w:eastAsia="Arial" w:hAnsi="Arial"/>
@@ -4179,7 +4179,7 @@
                 <w:delText xml:space="preserve">Lists</w:delText>
               </w:r>
             </w:del>
-            <w:ins w:id="9059" w:author="Claude (AI) - proposed" w:date="2026-10-15T12:58:29Z">
+            <w:ins w:id="9059" w:author="Claude (AI) - proposed" w:date="2026-10-18T00:31:39Z">
               <w:r>
                 <w:rPr>
                   <w:rFonts w:ascii="Arial" w:cs="Arial" w:eastAsia="Arial" w:hAnsi="Arial"/>
@@ -4329,7 +4329,7 @@
         </w:rPr>
         <w:t xml:space="preserve">© 2026 SeaVuria and ARES. This work is licensed under a </w:t>
       </w:r>
-      <w:hyperlink w:history="1" r:id="rIdeeoda5ebeephlsaa95g6q">
+      <w:hyperlink w:history="1" r:id="rIdtc_jppcymzdmu0lamlggk">
         <w:r>
           <w:rPr>
             <w:rFonts w:ascii="Arial" w:cs="Arial" w:eastAsia="Arial" w:hAnsi="Arial"/>
@@ -4349,7 +4349,7 @@
         </w:rPr>
         <w:t xml:space="preserve"> (</w:t>
       </w:r>
-      <w:hyperlink w:history="1" r:id="rId9cgzj8d8ctj5wqsncd_8b">
+      <w:hyperlink w:history="1" r:id="rId0ecl-c8-y72rxffxn9msg">
         <w:r>
           <w:rPr>
             <w:rFonts w:ascii="Arial" w:cs="Arial" w:eastAsia="Arial" w:hAnsi="Arial"/>
@@ -4369,7 +4369,7 @@
         </w:rPr>
         <w:t xml:space="preserve">). To view a copy of this license, visit </w:t>
       </w:r>
-      <w:hyperlink w:history="1" r:id="rIdikxhmdssg-7clcgv8ljkc">
+      <w:hyperlink w:history="1" r:id="rId7hsxef7isifusegeuih0f">
         <w:r>
           <w:rPr>
             <w:rFonts w:ascii="Arial" w:cs="Arial" w:eastAsia="Arial" w:hAnsi="Arial"/>
